--- a/17 18 20/2 Tableau/5.Calculations/5.CohortAnalysis/Cohort_.docx
+++ b/17 18 20/2 Tableau/5.Calculations/5.CohortAnalysis/Cohort_.docx
@@ -309,6 +309,8 @@
       <w:r>
         <w:rPr>
           <w:rFonts w:ascii="Candara" w:hAnsi="Candara" w:cs="Courier New"/>
+          <w:noProof/>
+          <w:lang w:eastAsia="en-IN"/>
         </w:rPr>
         <w:drawing>
           <wp:inline distT="0" distB="0" distL="0" distR="0" wp14:anchorId="0104778F" wp14:editId="77829199">
@@ -367,6 +369,8 @@
           <w:rFonts w:ascii="Candara" w:hAnsi="Candara" w:cs="Courier New"/>
         </w:rPr>
       </w:pPr>
+      <w:bookmarkStart w:id="0" w:name="_GoBack"/>
+      <w:bookmarkEnd w:id="0"/>
     </w:p>
     <w:p>
       <w:pPr>
@@ -400,25 +404,43 @@
         <w:rPr>
           <w:rFonts w:ascii="Courier New" w:hAnsi="Courier New" w:cs="Courier New"/>
         </w:rPr>
-        <w:t xml:space="preserve">Colu_Cohort </w:t>
+        <w:t xml:space="preserve">Colu_Cohort { FIXED [Customer </w:t>
       </w:r>
       <w:r>
         <w:rPr>
           <w:rFonts w:ascii="Courier New" w:hAnsi="Courier New" w:cs="Courier New"/>
         </w:rPr>
-        <w:t xml:space="preserve">{ FIXED [Customer </w:t>
+        <w:t>id</w:t>
       </w:r>
       <w:r>
         <w:rPr>
           <w:rFonts w:ascii="Courier New" w:hAnsi="Courier New" w:cs="Courier New"/>
         </w:rPr>
-        <w:t>id</w:t>
+        <w:t>]:MIN(</w:t>
       </w:r>
       <w:r>
         <w:rPr>
           <w:rFonts w:ascii="Courier New" w:hAnsi="Courier New" w:cs="Courier New"/>
         </w:rPr>
-        <w:t>]:MIN([Order Date])}</w:t>
+        <w:t>year(</w:t>
+      </w:r>
+      <w:r>
+        <w:rPr>
+          <w:rFonts w:ascii="Courier New" w:hAnsi="Courier New" w:cs="Courier New"/>
+        </w:rPr>
+        <w:t>[Order Date]</w:t>
+      </w:r>
+      <w:r>
+        <w:rPr>
+          <w:rFonts w:ascii="Courier New" w:hAnsi="Courier New" w:cs="Courier New"/>
+        </w:rPr>
+        <w:t>)</w:t>
+      </w:r>
+      <w:r>
+        <w:rPr>
+          <w:rFonts w:ascii="Courier New" w:hAnsi="Courier New" w:cs="Courier New"/>
+        </w:rPr>
+        <w:t>)}</w:t>
       </w:r>
     </w:p>
     <w:p>
@@ -437,31 +459,21 @@
         <w:rPr>
           <w:rFonts w:ascii="Courier New" w:hAnsi="Courier New" w:cs="Courier New"/>
         </w:rPr>
-        <w:t xml:space="preserve">Now drag and drop </w:t>
-      </w:r>
-      <w:r>
-        <w:rPr>
-          <w:rFonts w:ascii="Courier New" w:hAnsi="Courier New" w:cs="Courier New"/>
-        </w:rPr>
-        <w:t>Colu_Cohort</w:t>
-      </w:r>
-      <w:r>
-        <w:rPr>
-          <w:rFonts w:ascii="Courier New" w:hAnsi="Courier New" w:cs="Courier New"/>
-        </w:rPr>
-        <w:t xml:space="preserve"> in colours(Marks)</w:t>
-      </w:r>
-    </w:p>
-    <w:p>
-      <w:pPr>
-        <w:spacing w:after="0"/>
-        <w:rPr>
-          <w:rFonts w:ascii="Candara" w:hAnsi="Candara" w:cs="Courier New"/>
-        </w:rPr>
-      </w:pPr>
-      <w:r>
-        <w:rPr>
-          <w:rFonts w:ascii="Candara" w:hAnsi="Candara" w:cs="Courier New"/>
+        <w:t>Now drag and drop Colu_Cohort in colours(Marks)</w:t>
+      </w:r>
+    </w:p>
+    <w:p>
+      <w:pPr>
+        <w:spacing w:after="0"/>
+        <w:rPr>
+          <w:rFonts w:ascii="Candara" w:hAnsi="Candara" w:cs="Courier New"/>
+        </w:rPr>
+      </w:pPr>
+      <w:r>
+        <w:rPr>
+          <w:rFonts w:ascii="Candara" w:hAnsi="Candara" w:cs="Courier New"/>
+          <w:noProof/>
+          <w:lang w:eastAsia="en-IN"/>
         </w:rPr>
         <w:drawing>
           <wp:inline distT="0" distB="0" distL="0" distR="0" wp14:anchorId="4FD71329" wp14:editId="304E11D2">
@@ -520,8 +532,6 @@
           <w:rFonts w:ascii="Candara" w:hAnsi="Candara" w:cs="Courier New"/>
         </w:rPr>
       </w:pPr>
-      <w:bookmarkStart w:id="0" w:name="_GoBack"/>
-      <w:bookmarkEnd w:id="0"/>
     </w:p>
     <w:sectPr>
       <w:pgSz w:w="11906" w:h="16838"/>
